--- a/Homework/HS 541 Plant Breeding Methods - Homework.docx
+++ b/Homework/HS 541 Plant Breeding Methods - Homework.docx
@@ -1,6 +1,6 @@
 
 <file path=word/document.xml><?xml version="1.0" encoding="utf-8"?>
-<w:document xmlns:wpc="http://schemas.microsoft.com/office/word/2010/wordprocessingCanvas" xmlns:cx="http://schemas.microsoft.com/office/drawing/2014/chartex" xmlns:cx1="http://schemas.microsoft.com/office/drawing/2015/9/8/chartex" xmlns:cx2="http://schemas.microsoft.com/office/drawing/2015/10/21/chartex" xmlns:cx3="http://schemas.microsoft.com/office/drawing/2016/5/9/chartex" xmlns:cx4="http://schemas.microsoft.com/office/drawing/2016/5/10/chartex" xmlns:cx5="http://schemas.microsoft.com/office/drawing/2016/5/11/chartex" xmlns:cx6="http://schemas.microsoft.com/office/drawing/2016/5/12/chartex" xmlns:cx7="http://schemas.microsoft.com/office/drawing/2016/5/13/chartex" xmlns:cx8="http://schemas.microsoft.com/office/drawing/2016/5/14/chartex" xmlns:mc="http://schemas.openxmlformats.org/markup-compatibility/2006" xmlns:aink="http://schemas.microsoft.com/office/drawing/2016/ink" xmlns:am3d="http://schemas.microsoft.com/office/drawing/2017/model3d" xmlns:o="urn:schemas-microsoft-com:office:office" xmlns:oel="http://schemas.microsoft.com/office/2019/extlst" xmlns:r="http://schemas.openxmlformats.org/officeDocument/2006/relationships" xmlns:m="http://schemas.openxmlformats.org/officeDocument/2006/math" xmlns:v="urn:schemas-microsoft-com:vml" xmlns:wp14="http://schemas.microsoft.com/office/word/2010/wordprocessingDrawing" xmlns:wp="http://schemas.openxmlformats.org/drawingml/2006/wordprocessingDrawing" xmlns:w10="urn:schemas-microsoft-com:office:word" xmlns:w="http://schemas.openxmlformats.org/wordprocessingml/2006/main" xmlns:w14="http://schemas.microsoft.com/office/word/2010/wordml" xmlns:w15="http://schemas.microsoft.com/office/word/2012/wordml" xmlns:w16cex="http://schemas.microsoft.com/office/word/2018/wordml/cex" xmlns:w16cid="http://schemas.microsoft.com/office/word/2016/wordml/cid" xmlns:w16="http://schemas.microsoft.com/office/word/2018/wordml" xmlns:w16du="http://schemas.microsoft.com/office/word/2023/wordml/word16du" xmlns:w16sdtdh="http://schemas.microsoft.com/office/word/2020/wordml/sdtdatahash" xmlns:w16sdtfl="http://schemas.microsoft.com/office/word/2024/wordml/sdtformatlock" xmlns:w16se="http://schemas.microsoft.com/office/word/2015/wordml/symex" xmlns:wpg="http://schemas.microsoft.com/office/word/2010/wordprocessingGroup" xmlns:wpi="http://schemas.microsoft.com/office/word/2010/wordprocessingInk" xmlns:wne="http://schemas.microsoft.com/office/word/2006/wordml" xmlns:wps="http://schemas.microsoft.com/office/word/2010/wordprocessingShape" mc:Ignorable="w14 w15 w16se w16cid w16 w16cex w16sdtdh w16sdtfl w16du wp14">
+<w:document xmlns:wpc="http://schemas.microsoft.com/office/word/2010/wordprocessingCanvas" xmlns:cx="http://schemas.microsoft.com/office/drawing/2014/chartex" xmlns:cx1="http://schemas.microsoft.com/office/drawing/2015/9/8/chartex" xmlns:cx2="http://schemas.microsoft.com/office/drawing/2015/10/21/chartex" xmlns:cx3="http://schemas.microsoft.com/office/drawing/2016/5/9/chartex" xmlns:cx4="http://schemas.microsoft.com/office/drawing/2016/5/10/chartex" xmlns:cx5="http://schemas.microsoft.com/office/drawing/2016/5/11/chartex" xmlns:cx6="http://schemas.microsoft.com/office/drawing/2016/5/12/chartex" xmlns:cx7="http://schemas.microsoft.com/office/drawing/2016/5/13/chartex" xmlns:cx8="http://schemas.microsoft.com/office/drawing/2016/5/14/chartex" xmlns:mc="http://schemas.openxmlformats.org/markup-compatibility/2006" xmlns:m="http://schemas.openxmlformats.org/officeDocument/2006/math" xmlns:aink="http://schemas.microsoft.com/office/drawing/2016/ink" xmlns:am3d="http://schemas.microsoft.com/office/drawing/2017/model3d" xmlns:oel="http://schemas.microsoft.com/office/2019/extlst" xmlns:r="http://schemas.openxmlformats.org/officeDocument/2006/relationships" xmlns:wp14="http://schemas.microsoft.com/office/word/2010/wordprocessingDrawing" xmlns:wp="http://schemas.openxmlformats.org/drawingml/2006/wordprocessingDrawing" xmlns:wpg="http://schemas.microsoft.com/office/word/2010/wordprocessingGroup" xmlns:wpi="http://schemas.microsoft.com/office/word/2010/wordprocessingInk" xmlns:wps="http://schemas.microsoft.com/office/word/2010/wordprocessingShape" xmlns:o="urn:schemas-microsoft-com:office:office" xmlns:v="urn:schemas-microsoft-com:vml" xmlns:w10="urn:schemas-microsoft-com:office:word" xmlns:w="http://schemas.openxmlformats.org/wordprocessingml/2006/main" xmlns:w14="http://schemas.microsoft.com/office/word/2010/wordml" xmlns:w15="http://schemas.microsoft.com/office/word/2012/wordml" xmlns:w16cex="http://schemas.microsoft.com/office/word/2018/wordml/cex" xmlns:w16cid="http://schemas.microsoft.com/office/word/2016/wordml/cid" xmlns:w16="http://schemas.microsoft.com/office/word/2018/wordml" xmlns:w16sdtdh="http://schemas.microsoft.com/office/word/2020/wordml/sdtdatahash" xmlns:w16sdtfl="http://schemas.microsoft.com/office/word/2024/wordml/sdtformatlock" xmlns:w16se="http://schemas.microsoft.com/office/word/2015/wordml/symex" xmlns:w16du="http://schemas.microsoft.com/office/word/2023/wordml/word16du" xmlns:wne="http://schemas.microsoft.com/office/word/2006/wordml" mc:Ignorable="w14 w15 w16se w16cid w16 w16cex w16sdtdh w16sdtfl w16du wp14">
   <w:body>
     <w:p>
       <w:pPr>
@@ -63,7 +63,19 @@
         <w:rPr>
           <w:rFonts w:ascii="Times New Roman" w:hAnsi="Times New Roman" w:cs="Times New Roman"/>
         </w:rPr>
-        <w:t xml:space="preserve"> – Apply QC control on another trait and save the newest file. Also, try different </w:t>
+        <w:t xml:space="preserve"> – Apply QC control </w:t>
+      </w:r>
+      <w:r>
+        <w:rPr>
+          <w:rFonts w:ascii="Times New Roman" w:hAnsi="Times New Roman" w:cs="Times New Roman"/>
+        </w:rPr>
+        <w:t>to</w:t>
+      </w:r>
+      <w:r>
+        <w:rPr>
+          <w:rFonts w:ascii="Times New Roman" w:hAnsi="Times New Roman" w:cs="Times New Roman"/>
+        </w:rPr>
+        <w:t xml:space="preserve"> another trait and save the newest file. Also, try different </w:t>
       </w:r>
       <w:r>
         <w:rPr>
@@ -77,7 +89,19 @@
         <w:rPr>
           <w:rFonts w:ascii="Times New Roman" w:hAnsi="Times New Roman" w:cs="Times New Roman"/>
         </w:rPr>
-        <w:t xml:space="preserve"> Make a brief discussion about it. </w:t>
+        <w:t xml:space="preserve"> </w:t>
+      </w:r>
+      <w:r>
+        <w:rPr>
+          <w:rFonts w:ascii="Times New Roman" w:hAnsi="Times New Roman" w:cs="Times New Roman"/>
+        </w:rPr>
+        <w:t xml:space="preserve">Write </w:t>
+      </w:r>
+      <w:r>
+        <w:rPr>
+          <w:rFonts w:ascii="Times New Roman" w:hAnsi="Times New Roman" w:cs="Times New Roman"/>
+        </w:rPr>
+        <w:t xml:space="preserve">a brief discussion about it. </w:t>
       </w:r>
       <w:r>
         <w:rPr>
@@ -105,7 +129,31 @@
         <w:rPr>
           <w:rFonts w:ascii="Times New Roman" w:hAnsi="Times New Roman" w:cs="Times New Roman"/>
         </w:rPr>
-        <w:t>2 – Build the Additive x additive epistatic genomic relationship matrix.</w:t>
+        <w:t xml:space="preserve">2 – Build the </w:t>
+      </w:r>
+      <w:r>
+        <w:rPr>
+          <w:rFonts w:ascii="Times New Roman" w:hAnsi="Times New Roman" w:cs="Times New Roman"/>
+        </w:rPr>
+        <w:t>a</w:t>
+      </w:r>
+      <w:r>
+        <w:rPr>
+          <w:rFonts w:ascii="Times New Roman" w:hAnsi="Times New Roman" w:cs="Times New Roman"/>
+        </w:rPr>
+        <w:t xml:space="preserve">dditive </w:t>
+      </w:r>
+      <w:r>
+        <w:rPr>
+          <w:rFonts w:ascii="Times New Roman" w:hAnsi="Times New Roman" w:cs="Times New Roman"/>
+        </w:rPr>
+        <w:t>×</w:t>
+      </w:r>
+      <w:r>
+        <w:rPr>
+          <w:rFonts w:ascii="Times New Roman" w:hAnsi="Times New Roman" w:cs="Times New Roman"/>
+        </w:rPr>
+        <w:t xml:space="preserve"> additive epistatic genomic relationship matrix.</w:t>
       </w:r>
       <w:r>
         <w:rPr>
@@ -117,14 +165,22 @@
         <w:rPr>
           <w:rFonts w:ascii="Times New Roman" w:hAnsi="Times New Roman" w:cs="Times New Roman"/>
         </w:rPr>
-        <w:t xml:space="preserve">Create a heatmap, compare its results with Ga and Gd. </w:t>
-      </w:r>
-      <w:r>
-        <w:rPr>
-          <w:rFonts w:ascii="Times New Roman" w:hAnsi="Times New Roman" w:cs="Times New Roman"/>
-        </w:rPr>
-        <w:t>Make a brief discussion about it.</w:t>
-      </w:r>
+        <w:t xml:space="preserve">Create a </w:t>
+      </w:r>
+      <w:proofErr w:type="gramStart"/>
+      <w:r>
+        <w:rPr>
+          <w:rFonts w:ascii="Times New Roman" w:hAnsi="Times New Roman" w:cs="Times New Roman"/>
+        </w:rPr>
+        <w:t xml:space="preserve">heatmap, </w:t>
+      </w:r>
+      <w:r>
+        <w:rPr>
+          <w:rFonts w:ascii="Times New Roman" w:hAnsi="Times New Roman" w:cs="Times New Roman"/>
+        </w:rPr>
+        <w:t>and</w:t>
+      </w:r>
+      <w:proofErr w:type="gramEnd"/>
       <w:r>
         <w:rPr>
           <w:rFonts w:ascii="Times New Roman" w:hAnsi="Times New Roman" w:cs="Times New Roman"/>
@@ -135,7 +191,25 @@
         <w:rPr>
           <w:rFonts w:ascii="Times New Roman" w:hAnsi="Times New Roman" w:cs="Times New Roman"/>
         </w:rPr>
-        <w:t>Upload your script and results.</w:t>
+        <w:t xml:space="preserve">compare its results with Ga and Gd. </w:t>
+      </w:r>
+      <w:r>
+        <w:rPr>
+          <w:rFonts w:ascii="Times New Roman" w:hAnsi="Times New Roman" w:cs="Times New Roman"/>
+        </w:rPr>
+        <w:t xml:space="preserve">Write </w:t>
+      </w:r>
+      <w:r>
+        <w:rPr>
+          <w:rFonts w:ascii="Times New Roman" w:hAnsi="Times New Roman" w:cs="Times New Roman"/>
+        </w:rPr>
+        <w:t>a brief discussion about it.</w:t>
+      </w:r>
+      <w:r>
+        <w:rPr>
+          <w:rFonts w:ascii="Times New Roman" w:hAnsi="Times New Roman" w:cs="Times New Roman"/>
+        </w:rPr>
+        <w:t xml:space="preserve"> Upload your script and results.</w:t>
       </w:r>
     </w:p>
     <w:p>
@@ -163,19 +237,25 @@
         <w:rPr>
           <w:rFonts w:ascii="Times New Roman" w:hAnsi="Times New Roman" w:cs="Times New Roman"/>
         </w:rPr>
-        <w:t xml:space="preserve"> Make a brief discussion about it.</w:t>
-      </w:r>
-      <w:r>
-        <w:rPr>
-          <w:rFonts w:ascii="Times New Roman" w:hAnsi="Times New Roman" w:cs="Times New Roman"/>
-        </w:rPr>
         <w:t xml:space="preserve"> </w:t>
       </w:r>
       <w:r>
         <w:rPr>
           <w:rFonts w:ascii="Times New Roman" w:hAnsi="Times New Roman" w:cs="Times New Roman"/>
         </w:rPr>
-        <w:t>Upload your script and results.</w:t>
+        <w:t xml:space="preserve">Write </w:t>
+      </w:r>
+      <w:r>
+        <w:rPr>
+          <w:rFonts w:ascii="Times New Roman" w:hAnsi="Times New Roman" w:cs="Times New Roman"/>
+        </w:rPr>
+        <w:t>a brief discussion about it.</w:t>
+      </w:r>
+      <w:r>
+        <w:rPr>
+          <w:rFonts w:ascii="Times New Roman" w:hAnsi="Times New Roman" w:cs="Times New Roman"/>
+        </w:rPr>
+        <w:t xml:space="preserve"> Upload your script and results.</w:t>
       </w:r>
     </w:p>
     <w:p>
@@ -203,19 +283,25 @@
         <w:rPr>
           <w:rFonts w:ascii="Times New Roman" w:hAnsi="Times New Roman" w:cs="Times New Roman"/>
         </w:rPr>
-        <w:t xml:space="preserve"> Make a brief discussion about it.</w:t>
-      </w:r>
-      <w:r>
-        <w:rPr>
-          <w:rFonts w:ascii="Times New Roman" w:hAnsi="Times New Roman" w:cs="Times New Roman"/>
-        </w:rPr>
         <w:t xml:space="preserve"> </w:t>
       </w:r>
       <w:r>
         <w:rPr>
           <w:rFonts w:ascii="Times New Roman" w:hAnsi="Times New Roman" w:cs="Times New Roman"/>
         </w:rPr>
-        <w:t>Upload your script and results.</w:t>
+        <w:t xml:space="preserve">Write </w:t>
+      </w:r>
+      <w:r>
+        <w:rPr>
+          <w:rFonts w:ascii="Times New Roman" w:hAnsi="Times New Roman" w:cs="Times New Roman"/>
+        </w:rPr>
+        <w:t>a brief discussion about it.</w:t>
+      </w:r>
+      <w:r>
+        <w:rPr>
+          <w:rFonts w:ascii="Times New Roman" w:hAnsi="Times New Roman" w:cs="Times New Roman"/>
+        </w:rPr>
+        <w:t xml:space="preserve"> Upload your script and results.</w:t>
       </w:r>
     </w:p>
     <w:p>
@@ -269,19 +355,25 @@
         <w:rPr>
           <w:rFonts w:ascii="Times New Roman" w:hAnsi="Times New Roman" w:cs="Times New Roman"/>
         </w:rPr>
-        <w:t xml:space="preserve"> Make a brief discussion about it.</w:t>
-      </w:r>
-      <w:r>
-        <w:rPr>
-          <w:rFonts w:ascii="Times New Roman" w:hAnsi="Times New Roman" w:cs="Times New Roman"/>
-        </w:rPr>
         <w:t xml:space="preserve"> </w:t>
       </w:r>
       <w:r>
         <w:rPr>
           <w:rFonts w:ascii="Times New Roman" w:hAnsi="Times New Roman" w:cs="Times New Roman"/>
         </w:rPr>
-        <w:t>Upload your script and results.</w:t>
+        <w:t xml:space="preserve">Write </w:t>
+      </w:r>
+      <w:r>
+        <w:rPr>
+          <w:rFonts w:ascii="Times New Roman" w:hAnsi="Times New Roman" w:cs="Times New Roman"/>
+        </w:rPr>
+        <w:t>a brief discussion about it.</w:t>
+      </w:r>
+      <w:r>
+        <w:rPr>
+          <w:rFonts w:ascii="Times New Roman" w:hAnsi="Times New Roman" w:cs="Times New Roman"/>
+        </w:rPr>
+        <w:t xml:space="preserve"> Upload your script and results.</w:t>
       </w:r>
     </w:p>
     <w:p>
@@ -333,13 +425,13 @@
         <w:rPr>
           <w:rFonts w:ascii="Times New Roman" w:hAnsi="Times New Roman" w:cs="Times New Roman"/>
         </w:rPr>
-        <w:t>Make a brief discussion about it.</w:t>
-      </w:r>
-      <w:r>
-        <w:rPr>
-          <w:rFonts w:ascii="Times New Roman" w:hAnsi="Times New Roman" w:cs="Times New Roman"/>
-        </w:rPr>
-        <w:t xml:space="preserve"> </w:t>
+        <w:t xml:space="preserve">Write </w:t>
+      </w:r>
+      <w:r>
+        <w:rPr>
+          <w:rFonts w:ascii="Times New Roman" w:hAnsi="Times New Roman" w:cs="Times New Roman"/>
+        </w:rPr>
+        <w:t xml:space="preserve">a brief discussion about it. </w:t>
       </w:r>
       <w:r>
         <w:rPr>
@@ -393,19 +485,25 @@
         <w:rPr>
           <w:rFonts w:ascii="Times New Roman" w:hAnsi="Times New Roman" w:cs="Times New Roman"/>
         </w:rPr>
-        <w:t xml:space="preserve"> Make a brief discussion about it.</w:t>
-      </w:r>
-      <w:r>
-        <w:rPr>
-          <w:rFonts w:ascii="Times New Roman" w:hAnsi="Times New Roman" w:cs="Times New Roman"/>
-        </w:rPr>
         <w:t xml:space="preserve"> </w:t>
       </w:r>
       <w:r>
         <w:rPr>
           <w:rFonts w:ascii="Times New Roman" w:hAnsi="Times New Roman" w:cs="Times New Roman"/>
         </w:rPr>
-        <w:t>Upload your script and results.</w:t>
+        <w:t>Write</w:t>
+      </w:r>
+      <w:r>
+        <w:rPr>
+          <w:rFonts w:ascii="Times New Roman" w:hAnsi="Times New Roman" w:cs="Times New Roman"/>
+        </w:rPr>
+        <w:t xml:space="preserve"> a brief discussion about it.</w:t>
+      </w:r>
+      <w:r>
+        <w:rPr>
+          <w:rFonts w:ascii="Times New Roman" w:hAnsi="Times New Roman" w:cs="Times New Roman"/>
+        </w:rPr>
+        <w:t xml:space="preserve"> Upload your script and results.</w:t>
       </w:r>
     </w:p>
     <w:p>
@@ -445,7 +543,19 @@
         <w:rPr>
           <w:rFonts w:ascii="Times New Roman" w:hAnsi="Times New Roman" w:cs="Times New Roman"/>
         </w:rPr>
-        <w:t>deployment of GS in a different generation. Also, different numbers of parents, crosses, and progeny size</w:t>
+        <w:t xml:space="preserve">deployment of GS in a different generation. Also, </w:t>
+      </w:r>
+      <w:r>
+        <w:rPr>
+          <w:rFonts w:ascii="Times New Roman" w:hAnsi="Times New Roman" w:cs="Times New Roman"/>
+        </w:rPr>
+        <w:t xml:space="preserve">use </w:t>
+      </w:r>
+      <w:r>
+        <w:rPr>
+          <w:rFonts w:ascii="Times New Roman" w:hAnsi="Times New Roman" w:cs="Times New Roman"/>
+        </w:rPr>
+        <w:t>different numbers of parents, crosses, and progeny size</w:t>
       </w:r>
       <w:r>
         <w:rPr>
@@ -457,60 +567,26 @@
         <w:rPr>
           <w:rFonts w:ascii="Times New Roman" w:hAnsi="Times New Roman" w:cs="Times New Roman"/>
         </w:rPr>
-        <w:t xml:space="preserve"> Make a brief discussion about it.</w:t>
-      </w:r>
-      <w:r>
-        <w:rPr>
-          <w:rFonts w:ascii="Times New Roman" w:hAnsi="Times New Roman" w:cs="Times New Roman"/>
-        </w:rPr>
         <w:t xml:space="preserve"> </w:t>
       </w:r>
       <w:r>
         <w:rPr>
           <w:rFonts w:ascii="Times New Roman" w:hAnsi="Times New Roman" w:cs="Times New Roman"/>
         </w:rPr>
-        <w:t>Upload your script and results.</w:t>
-      </w:r>
-    </w:p>
-    <w:p>
-      <w:pPr>
-        <w:jc w:val="both"/>
-        <w:rPr>
-          <w:rFonts w:ascii="Times New Roman" w:hAnsi="Times New Roman" w:cs="Times New Roman"/>
-        </w:rPr>
-      </w:pPr>
-    </w:p>
-    <w:p>
-      <w:pPr>
-        <w:jc w:val="both"/>
-        <w:rPr>
-          <w:rFonts w:ascii="Times New Roman" w:hAnsi="Times New Roman" w:cs="Times New Roman"/>
-        </w:rPr>
-      </w:pPr>
-    </w:p>
-    <w:p>
-      <w:pPr>
-        <w:jc w:val="both"/>
-        <w:rPr>
-          <w:rFonts w:ascii="Times New Roman" w:hAnsi="Times New Roman" w:cs="Times New Roman"/>
-        </w:rPr>
-      </w:pPr>
-    </w:p>
-    <w:p>
-      <w:pPr>
-        <w:jc w:val="both"/>
-        <w:rPr>
-          <w:rFonts w:ascii="Times New Roman" w:hAnsi="Times New Roman" w:cs="Times New Roman"/>
-        </w:rPr>
-      </w:pPr>
-    </w:p>
-    <w:p>
-      <w:pPr>
-        <w:jc w:val="both"/>
-        <w:rPr>
-          <w:rFonts w:ascii="Times New Roman" w:hAnsi="Times New Roman" w:cs="Times New Roman"/>
-        </w:rPr>
-      </w:pPr>
+        <w:t>Writ</w:t>
+      </w:r>
+      <w:r>
+        <w:rPr>
+          <w:rFonts w:ascii="Times New Roman" w:hAnsi="Times New Roman" w:cs="Times New Roman"/>
+        </w:rPr>
+        <w:t>e a brief discussion about it.</w:t>
+      </w:r>
+      <w:r>
+        <w:rPr>
+          <w:rFonts w:ascii="Times New Roman" w:hAnsi="Times New Roman" w:cs="Times New Roman"/>
+        </w:rPr>
+        <w:t xml:space="preserve"> Upload your script and results.</w:t>
+      </w:r>
     </w:p>
     <w:sectPr>
       <w:pgSz w:w="12240" w:h="15840"/>
@@ -523,7 +599,7 @@
 </file>
 
 <file path=word/styles.xml><?xml version="1.0" encoding="utf-8"?>
-<w:styles xmlns:mc="http://schemas.openxmlformats.org/markup-compatibility/2006" xmlns:r="http://schemas.openxmlformats.org/officeDocument/2006/relationships" xmlns:w="http://schemas.openxmlformats.org/wordprocessingml/2006/main" xmlns:w14="http://schemas.microsoft.com/office/word/2010/wordml" xmlns:w15="http://schemas.microsoft.com/office/word/2012/wordml" xmlns:w16cex="http://schemas.microsoft.com/office/word/2018/wordml/cex" xmlns:w16cid="http://schemas.microsoft.com/office/word/2016/wordml/cid" xmlns:w16="http://schemas.microsoft.com/office/word/2018/wordml" xmlns:w16du="http://schemas.microsoft.com/office/word/2023/wordml/word16du" xmlns:w16sdtdh="http://schemas.microsoft.com/office/word/2020/wordml/sdtdatahash" xmlns:w16sdtfl="http://schemas.microsoft.com/office/word/2024/wordml/sdtformatlock" xmlns:w16se="http://schemas.microsoft.com/office/word/2015/wordml/symex" mc:Ignorable="w14 w15 w16se w16cid w16 w16cex w16sdtdh w16sdtfl w16du">
+<w:styles xmlns:mc="http://schemas.openxmlformats.org/markup-compatibility/2006" xmlns:r="http://schemas.openxmlformats.org/officeDocument/2006/relationships" xmlns:w="http://schemas.openxmlformats.org/wordprocessingml/2006/main" xmlns:w14="http://schemas.microsoft.com/office/word/2010/wordml" xmlns:w15="http://schemas.microsoft.com/office/word/2012/wordml" xmlns:w16cex="http://schemas.microsoft.com/office/word/2018/wordml/cex" xmlns:w16cid="http://schemas.microsoft.com/office/word/2016/wordml/cid" xmlns:w16="http://schemas.microsoft.com/office/word/2018/wordml" xmlns:w16sdtdh="http://schemas.microsoft.com/office/word/2020/wordml/sdtdatahash" xmlns:w16sdtfl="http://schemas.microsoft.com/office/word/2024/wordml/sdtformatlock" xmlns:w16se="http://schemas.microsoft.com/office/word/2015/wordml/symex" xmlns:w16du="http://schemas.microsoft.com/office/word/2023/wordml/word16du" mc:Ignorable="w14 w15 w16se w16cid w16 w16cex w16sdtdh w16sdtfl w16du">
   <w:docDefaults>
     <w:rPrDefault>
       <w:rPr>
